--- a/Templates/КФХ/Наблюдение КФХ Залог.docx
+++ b/Templates/КФХ/Наблюдение КФХ Залог.docx
@@ -364,6 +364,8 @@
         </w:rPr>
         <w:t xml:space="preserve">            </w:t>
       </w:r>
+      <w:bookmarkStart w:id="0" w:name="_GoBack"/>
+      <w:bookmarkEnd w:id="0"/>
     </w:p>
     <w:p>
       <w:pPr>
@@ -375,8 +377,19 @@
           <w:rFonts w:ascii="Times New Roman" w:hAnsi="Times New Roman" w:cs="Times New Roman"/>
         </w:rPr>
       </w:pPr>
+      <w:proofErr w:type="gramStart"/>
       <w:r>
-        <w:t>Арбитражный суд Ростовской области в составе судьи [415], при ведении протокола судебного заседания секретарем судебного заседания [29], рассмотрев в открытом судебном заседании заявление «[989]» (ОГРН [990], ИНН [991]) о признании несостоятельным (банкротом) индивидуального предпринимателя Главы КФХ [2.4] (дата рождения: [3],  ИНН [4], ОГРНИП [4.1],  место регистрации: [6]), в отсутствие лиц, участвующих в деле, извещенных о времени и месте судебного заседания надлежащим образом, установил следующее</w:t>
+        <w:rPr>
+          <w:rFonts w:ascii="Times New Roman" w:hAnsi="Times New Roman" w:cs="Times New Roman"/>
+        </w:rPr>
+        <w:t>Арбитражный суд Ростовской области в составе судьи [415], при ведении протокола судебного заседания секретарем судебного заседания [29], рассмотрев в открытом судебном заседании заявление «[989]» (ОГРН [990], ИНН [991]) о признании несостоятельным (банкротом) индивидуального предпринимателя Главы КФХ [2.4] (дата рождения: [3],  ИНН [4], ОГРНИП [4.1],  место регистрации: [6]), в отсутствие лиц, участвующих в деле, извещенных о времени и месте судебного заседания</w:t>
+      </w:r>
+      <w:proofErr w:type="gramEnd"/>
+      <w:r>
+        <w:rPr>
+          <w:rFonts w:ascii="Times New Roman" w:hAnsi="Times New Roman" w:cs="Times New Roman"/>
+        </w:rPr>
+        <w:t xml:space="preserve"> надлежащим образом, установил следующее</w:t>
       </w:r>
     </w:p>
     <w:p>
@@ -389,9 +402,14 @@
           <w:rFonts w:ascii="Times New Roman" w:hAnsi="Times New Roman" w:cs="Times New Roman"/>
         </w:rPr>
       </w:pPr>
+      <w:proofErr w:type="gramStart"/>
       <w:r>
+        <w:rPr>
+          <w:rFonts w:ascii="Times New Roman" w:hAnsi="Times New Roman" w:cs="Times New Roman"/>
+        </w:rPr>
         <w:t>[989] (далее – кредитор, Банк) обратилось в арбитражный суд с заявлением о признании индивидуального предпринимателя Главы КФХ [2.4] (далее – должник) несостоятельным (банкротом), введении процедуры наблюдения, просило включить в реестр требований кредиторов требования в размере  [12] руб., из которых: [13] руб. – просроченный основной долг, [14] руб. - просроченные проценты, [15] руб. - неустойка.</w:t>
       </w:r>
+      <w:proofErr w:type="gramEnd"/>
     </w:p>
     <w:p>
       <w:pPr>
@@ -436,16 +454,9 @@
       </w:pPr>
       <w:r>
         <w:rPr>
-          <w:rFonts w:ascii="Times New Roman" w:eastAsia="Times New Roman" w:hAnsi="Times New Roman"/>
-          <w:b/>
-        </w:rPr>
-        <w:t>[2]</w:t>
-      </w:r>
-      <w:r>
-        <w:rPr>
           <w:rFonts w:ascii="Times New Roman" w:eastAsia="Times New Roman" w:hAnsi="Times New Roman" w:cs="Times New Roman"/>
         </w:rPr>
-        <w:t xml:space="preserve"> </w:t>
+        <w:t xml:space="preserve">[2] </w:t>
       </w:r>
       <w:proofErr w:type="gramStart"/>
       <w:r>
@@ -496,6 +507,9 @@
         </w:rPr>
       </w:pPr>
       <w:r>
+        <w:rPr>
+          <w:rFonts w:ascii="Times New Roman" w:hAnsi="Times New Roman" w:cs="Times New Roman"/>
+        </w:rPr>
         <w:t>Индивидуальный предприниматель Глава КФХ [2] имеет следующие неисполненные обязательства перед [989].</w:t>
       </w:r>
     </w:p>
@@ -509,7 +523,38 @@
         </w:rPr>
       </w:pPr>
       <w:r>
-        <w:t xml:space="preserve"> [989] и Индивидуальный предприниматель Глава КФХ [2] заключили кредитные договоры № [110] от [100], № [111] от [101], № [112] от [102], № [113] от [103], № [114] от [104], № [115] от [105] (далее – Кредитный договор) путем подписания заемщиком Заявления о присоединении (далее - Заявление) к общим условиям кредитования (далее – Общие условия), которые размещены на официальном сайте Банка в сети Интернет в разделе «Малому бизнесу и ИП», известных Заемщику и имеющих обязательную для Заемщика силу. Заявление и Общие условия, в совокупности, являются заключенным между Заемщиком и Банком Кредитным договором.</w:t>
+        <w:rPr>
+          <w:rFonts w:ascii="Times New Roman" w:hAnsi="Times New Roman" w:cs="Times New Roman"/>
+        </w:rPr>
+        <w:t xml:space="preserve"> </w:t>
+      </w:r>
+      <w:proofErr w:type="gramStart"/>
+      <w:r>
+        <w:rPr>
+          <w:rFonts w:ascii="Times New Roman" w:hAnsi="Times New Roman" w:cs="Times New Roman"/>
+        </w:rPr>
+        <w:t>[989] и Индивидуальный предприниматель Глава КФХ [2] заключили кредитные договоры № [110] от [100], № [111] от [101], № [112] от [102], № [113] от [103], № [114] от [104], № [115] от [105] (далее – Кредитный договор) путем подписания заемщиком Заявления о присоединении (далее - Заявление) к общим условиям кредитования (далее – Общие условия), которые размещены на официальном сайте Банка в сети Интернет в разделе «Малому бизнесу и</w:t>
+      </w:r>
+      <w:proofErr w:type="gramEnd"/>
+      <w:r>
+        <w:rPr>
+          <w:rFonts w:ascii="Times New Roman" w:hAnsi="Times New Roman" w:cs="Times New Roman"/>
+        </w:rPr>
+        <w:t xml:space="preserve"> ИП», </w:t>
+      </w:r>
+      <w:proofErr w:type="gramStart"/>
+      <w:r>
+        <w:rPr>
+          <w:rFonts w:ascii="Times New Roman" w:hAnsi="Times New Roman" w:cs="Times New Roman"/>
+        </w:rPr>
+        <w:t>известных</w:t>
+      </w:r>
+      <w:proofErr w:type="gramEnd"/>
+      <w:r>
+        <w:rPr>
+          <w:rFonts w:ascii="Times New Roman" w:hAnsi="Times New Roman" w:cs="Times New Roman"/>
+        </w:rPr>
+        <w:t xml:space="preserve"> Заемщику и имеющих обязательную для Заемщика силу. Заявление и Общие условия, в совокупности, являются заключенным между Заемщиком и Банком Кредитным договором.</w:t>
       </w:r>
     </w:p>
     <w:p>
@@ -525,20 +570,7 @@
         <w:rPr>
           <w:rFonts w:ascii="Times New Roman" w:eastAsia="Times New Roman" w:hAnsi="Times New Roman" w:cs="Times New Roman"/>
         </w:rPr>
-        <w:t xml:space="preserve">По состоянию на </w:t>
-      </w:r>
-      <w:r>
-        <w:rPr>
-          <w:rFonts w:ascii="Times New Roman" w:eastAsia="Times New Roman" w:hAnsi="Times New Roman" w:cs="Times New Roman"/>
-          <w:sz w:val="24"/>
-        </w:rPr>
-        <w:t xml:space="preserve">[88] </w:t>
-      </w:r>
-      <w:r>
-        <w:rPr>
-          <w:rFonts w:ascii="Times New Roman" w:eastAsia="Times New Roman" w:hAnsi="Times New Roman" w:cs="Times New Roman"/>
-        </w:rPr>
-        <w:t>задолженность:</w:t>
+        <w:t>По состоянию на [88] задолженность:</w:t>
       </w:r>
     </w:p>
     <w:p>
@@ -605,6 +637,9 @@
         </w:rPr>
       </w:pPr>
       <w:r>
+        <w:rPr>
+          <w:rFonts w:ascii="Times New Roman" w:hAnsi="Times New Roman" w:cs="Times New Roman"/>
+        </w:rPr>
         <w:t>Ссылаясь на наличие задолженности общества перед «[989]», кредитор обратился в Арбитражный суд Ростовской области с настоящим заявлением.</w:t>
       </w:r>
     </w:p>
@@ -1108,8 +1143,7 @@
         <w:contextualSpacing/>
         <w:jc w:val="both"/>
         <w:rPr>
-          <w:rFonts w:ascii="Times New Roman" w:eastAsia="Times New Roman" w:hAnsi="Times New Roman"/>
-          <w:b/>
+          <w:rFonts w:ascii="Times New Roman" w:eastAsia="Times New Roman" w:hAnsi="Times New Roman" w:cs="Times New Roman"/>
           <w:bCs/>
         </w:rPr>
       </w:pPr>
@@ -1117,27 +1151,7 @@
         <w:rPr>
           <w:rFonts w:ascii="Times New Roman" w:eastAsia="Times New Roman" w:hAnsi="Times New Roman" w:cs="Times New Roman"/>
         </w:rPr>
-        <w:t xml:space="preserve">Из материалов дела следует, что право залогодержателя на удовлетворение его требований за счет залогового имущества возникло на основании кредитного договоров, договора залога №   </w:t>
-      </w:r>
-      <w:r>
-        <w:rPr>
-          <w:rFonts w:ascii="Times New Roman" w:eastAsia="Times New Roman" w:hAnsi="Times New Roman"/>
-          <w:b/>
-        </w:rPr>
-        <w:t>[0005]</w:t>
-      </w:r>
-      <w:r>
-        <w:rPr>
-          <w:rFonts w:ascii="Times New Roman" w:eastAsia="Times New Roman" w:hAnsi="Times New Roman" w:cs="Times New Roman"/>
-        </w:rPr>
-        <w:t xml:space="preserve">от </w:t>
-      </w:r>
-      <w:r>
-        <w:rPr>
-          <w:rFonts w:ascii="Times New Roman" w:eastAsia="Times New Roman" w:hAnsi="Times New Roman"/>
-          <w:b/>
-        </w:rPr>
-        <w:t>[0006].</w:t>
+        <w:t>Из материалов дела следует, что право залогодержателя на удовлетворение его требований за счет залогового имущества возникло на основании кредитного договоров, договора залога №   [0005]от [0006].</w:t>
       </w:r>
     </w:p>
     <w:p>
@@ -1158,6 +1172,7 @@
       <w:r>
         <w:rPr>
           <w:rStyle w:val="afb"/>
+          <w:rFonts w:ascii="Times New Roman" w:hAnsi="Times New Roman" w:cs="Times New Roman"/>
         </w:rPr>
         <w:t>[1221]</w:t>
       </w:r>
@@ -1258,8 +1273,6 @@
         </w:rPr>
         <w:t>3</w:t>
       </w:r>
-      <w:bookmarkStart w:id="0" w:name="_GoBack"/>
-      <w:bookmarkEnd w:id="0"/>
       <w:r>
         <w:rPr>
           <w:rFonts w:ascii="Times New Roman" w:eastAsia="Times New Roman" w:hAnsi="Times New Roman" w:cs="Times New Roman"/>
@@ -1402,34 +1415,19 @@
         <w:rPr>
           <w:rFonts w:ascii="Times New Roman" w:eastAsia="Times New Roman" w:hAnsi="Times New Roman" w:cs="Times New Roman"/>
         </w:rPr>
-        <w:t xml:space="preserve">  подлежит утверждению в качестве временного управляющего Индивидуального предпринимателя Главы КФХ </w:t>
+        <w:t xml:space="preserve">  подлежит утверждению в качестве временного управляющего Индивидуального предпринимателя Главы КФХ [2</w:t>
       </w:r>
       <w:r>
         <w:rPr>
-          <w:rFonts w:ascii="Times New Roman" w:eastAsia="Times New Roman" w:hAnsi="Times New Roman"/>
-          <w:b/>
-        </w:rPr>
-        <w:t>[2</w:t>
-      </w:r>
-      <w:r>
-        <w:rPr>
-          <w:rFonts w:ascii="Times New Roman" w:eastAsia="Times New Roman" w:hAnsi="Times New Roman"/>
-          <w:b/>
+          <w:rFonts w:ascii="Times New Roman" w:eastAsia="Times New Roman" w:hAnsi="Times New Roman" w:cs="Times New Roman"/>
         </w:rPr>
         <w:t>.1</w:t>
       </w:r>
       <w:r>
         <w:rPr>
-          <w:rFonts w:ascii="Times New Roman" w:eastAsia="Times New Roman" w:hAnsi="Times New Roman"/>
-          <w:b/>
-        </w:rPr>
-        <w:t>]</w:t>
-      </w:r>
-      <w:r>
-        <w:rPr>
           <w:rFonts w:ascii="Times New Roman" w:eastAsia="Times New Roman" w:hAnsi="Times New Roman" w:cs="Times New Roman"/>
         </w:rPr>
-        <w:t>, с установлением вознаграждения в деле о банкротстве на основании статьи 20.6 Федерального закона №127-ФЗ от 26 октября 2002 года «О несостоятельности (банкротстве)» в размере ______ за счет имущества должника.</w:t>
+        <w:t>], с установлением вознаграждения в деле о банкротстве на основании статьи 20.6 Федерального закона №127-ФЗ от 26 октября 2002 года «О несостоятельности (банкротстве)» в размере ______ за счет имущества должника.</w:t>
       </w:r>
     </w:p>
     <w:p>
@@ -1518,6 +1516,9 @@
         </w:rPr>
       </w:pPr>
       <w:r>
+        <w:rPr>
+          <w:rFonts w:ascii="Times New Roman" w:hAnsi="Times New Roman" w:cs="Times New Roman"/>
+        </w:rPr>
         <w:t>Признать требования [989] обоснованными.</w:t>
       </w:r>
     </w:p>
@@ -1614,7 +1615,24 @@
         </w:rPr>
       </w:pPr>
       <w:r>
-        <w:t>Включить требование [989] в размере [12] руб., из которых  [13]  руб. основного долга, [14] руб. процентов, [15] руб. неустойки., из них: как обеспеченные залогом – [0007] руб., в третью очередь реестра требований кредиторов индивидуального предпринимателя Главы КФХ  [2].</w:t>
+        <w:rPr>
+          <w:rFonts w:ascii="Times New Roman" w:hAnsi="Times New Roman" w:cs="Times New Roman"/>
+        </w:rPr>
+        <w:t xml:space="preserve">Включить требование [989] в размере [12] руб., из которых  [13]  руб. основного долга, [14] руб. процентов, [15] руб. неустойки., из них: как обеспеченные залогом – [0007] руб., в третью очередь </w:t>
+      </w:r>
+      <w:proofErr w:type="gramStart"/>
+      <w:r>
+        <w:rPr>
+          <w:rFonts w:ascii="Times New Roman" w:hAnsi="Times New Roman" w:cs="Times New Roman"/>
+        </w:rPr>
+        <w:t>реестра требований кредиторов индивидуального предпринимателя Главы</w:t>
+      </w:r>
+      <w:proofErr w:type="gramEnd"/>
+      <w:r>
+        <w:rPr>
+          <w:rFonts w:ascii="Times New Roman" w:hAnsi="Times New Roman" w:cs="Times New Roman"/>
+        </w:rPr>
+        <w:t xml:space="preserve"> КФХ  [2].</w:t>
       </w:r>
     </w:p>
     <w:p>
@@ -1655,6 +1673,9 @@
         </w:rPr>
       </w:pPr>
       <w:r>
+        <w:rPr>
+          <w:rFonts w:ascii="Times New Roman" w:hAnsi="Times New Roman" w:cs="Times New Roman"/>
+        </w:rPr>
         <w:t>Взыскать с должника в пользу «[989]» [16] руб. судебных расходов кредитора по уплате государственной пошлины, которые подлежат удовлетворению в порядке пункта 3 статьи 137 Федерального закона от 26.10.2002 № 127-ФЗ «О несостоятельности (банкротстве)».</w:t>
       </w:r>
     </w:p>
@@ -2013,7 +2034,13 @@
         </w:tc>
       </w:tr>
     </w:tbl>
-    <w:p/>
+    <w:p>
+      <w:pPr>
+        <w:rPr>
+          <w:rFonts w:ascii="Times New Roman" w:hAnsi="Times New Roman" w:cs="Times New Roman"/>
+        </w:rPr>
+      </w:pPr>
+    </w:p>
     <w:sectPr>
       <w:pgSz w:w="11906" w:h="16838"/>
       <w:pgMar w:top="1134" w:right="850" w:bottom="1134" w:left="1701" w:header="709" w:footer="709" w:gutter="0"/>
